--- a/nea photos/exsisting systems/chess.com/aanalysis of pics.docx
+++ b/nea photos/exsisting systems/chess.com/aanalysis of pics.docx
@@ -50,30 +50,24 @@
                             <w:r>
                               <w:t xml:space="preserve">This button brings up a menu to be able to load a board for FEN </w:t>
                             </w:r>
-                            <w:proofErr w:type="gramStart"/>
                             <w:r>
-                              <w:t>or  PGN</w:t>
+                              <w:t>or PGN</w:t>
                             </w:r>
-                            <w:proofErr w:type="gramEnd"/>
                             <w:r>
                               <w:t xml:space="preserve"> notation which is useful to store board states in and easy to edit. FEN show the board it is </w:t>
                             </w:r>
                             <w:r>
                               <w:t xml:space="preserve">in now while PEN shows the way it took to get there. </w:t>
                             </w:r>
-                            <w:proofErr w:type="gramStart"/>
                             <w:r>
-                              <w:t>So</w:t>
+                              <w:t>So,</w:t>
                             </w:r>
-                            <w:proofErr w:type="gramEnd"/>
                             <w:r>
                               <w:t xml:space="preserve"> all the moves. FEN is probably easier to implement. Both standards are popular so in this app </w:t>
                             </w:r>
-                            <w:proofErr w:type="gramStart"/>
                             <w:r>
-                              <w:t>its</w:t>
+                              <w:t>it’s</w:t>
                             </w:r>
-                            <w:proofErr w:type="gramEnd"/>
                             <w:r>
                               <w:t xml:space="preserve"> easy to import board from other examples using this format. </w:t>
                             </w:r>
@@ -111,30 +105,24 @@
                       <w:r>
                         <w:t xml:space="preserve">This button brings up a menu to be able to load a board for FEN </w:t>
                       </w:r>
-                      <w:proofErr w:type="gramStart"/>
                       <w:r>
-                        <w:t>or  PGN</w:t>
+                        <w:t>or PGN</w:t>
                       </w:r>
-                      <w:proofErr w:type="gramEnd"/>
                       <w:r>
                         <w:t xml:space="preserve"> notation which is useful to store board states in and easy to edit. FEN show the board it is </w:t>
                       </w:r>
                       <w:r>
                         <w:t xml:space="preserve">in now while PEN shows the way it took to get there. </w:t>
                       </w:r>
-                      <w:proofErr w:type="gramStart"/>
                       <w:r>
-                        <w:t>So</w:t>
+                        <w:t>So,</w:t>
                       </w:r>
-                      <w:proofErr w:type="gramEnd"/>
                       <w:r>
                         <w:t xml:space="preserve"> all the moves. FEN is probably easier to implement. Both standards are popular so in this app </w:t>
                       </w:r>
-                      <w:proofErr w:type="gramStart"/>
                       <w:r>
-                        <w:t>its</w:t>
+                        <w:t>it’s</w:t>
                       </w:r>
-                      <w:proofErr w:type="gramEnd"/>
                       <w:r>
                         <w:t xml:space="preserve"> easy to import board from other examples using this format. </w:t>
                       </w:r>
@@ -270,11 +258,9 @@
                             <w:r>
                               <w:t xml:space="preserve">The button on the side makes it easy for the user to easily access each side and for this to set up the position in this board while on the application. Pressing this button spawns a windows panel that can be used to set up and put pieces on the board. This is convenient so the teacher I does not need to leave the app </w:t>
                             </w:r>
-                            <w:proofErr w:type="gramStart"/>
                             <w:r>
-                              <w:t>in order to</w:t>
+                              <w:t>to</w:t>
                             </w:r>
-                            <w:proofErr w:type="gramEnd"/>
                             <w:r>
                               <w:t xml:space="preserve"> set up board positions.</w:t>
                             </w:r>
@@ -305,11 +291,9 @@
                       <w:r>
                         <w:t xml:space="preserve">The button on the side makes it easy for the user to easily access each side and for this to set up the position in this board while on the application. Pressing this button spawns a windows panel that can be used to set up and put pieces on the board. This is convenient so the teacher I does not need to leave the app </w:t>
                       </w:r>
-                      <w:proofErr w:type="gramStart"/>
                       <w:r>
-                        <w:t>in order to</w:t>
+                        <w:t>to</w:t>
                       </w:r>
-                      <w:proofErr w:type="gramEnd"/>
                       <w:r>
                         <w:t xml:space="preserve"> set up board positions.</w:t>
                       </w:r>
@@ -368,11 +352,9 @@
                             <w:r>
                               <w:t xml:space="preserve">This download button makes it easy to export the board for later and easily import it again for ease of use and make life easier for the </w:t>
                             </w:r>
-                            <w:proofErr w:type="gramStart"/>
                             <w:r>
-                              <w:t>teacher</w:t>
+                              <w:t>teacher,</w:t>
                             </w:r>
-                            <w:proofErr w:type="gramEnd"/>
                             <w:r>
                               <w:t xml:space="preserve"> so they don’t have to re make the board each time.</w:t>
                             </w:r>
@@ -406,11 +388,9 @@
                       <w:r>
                         <w:t xml:space="preserve">This download button makes it easy to export the board for later and easily import it again for ease of use and make life easier for the </w:t>
                       </w:r>
-                      <w:proofErr w:type="gramStart"/>
                       <w:r>
-                        <w:t>teacher</w:t>
+                        <w:t>teacher,</w:t>
                       </w:r>
-                      <w:proofErr w:type="gramEnd"/>
                       <w:r>
                         <w:t xml:space="preserve"> so they don’t have to re make the board each time.</w:t>
                       </w:r>
@@ -541,11 +521,9 @@
                             <w:r>
                               <w:t xml:space="preserve">You can quite easily see where the white pawn can move in this position. This is useful to the student as you can see where the pawn can move if you are </w:t>
                             </w:r>
-                            <w:proofErr w:type="gramStart"/>
                             <w:r>
-                              <w:t>knew</w:t>
+                              <w:t>known</w:t>
                             </w:r>
-                            <w:proofErr w:type="gramEnd"/>
                             <w:r>
                               <w:t xml:space="preserve"> to the game.  </w:t>
                             </w:r>
@@ -576,11 +554,9 @@
                       <w:r>
                         <w:t xml:space="preserve">You can quite easily see where the white pawn can move in this position. This is useful to the student as you can see where the pawn can move if you are </w:t>
                       </w:r>
-                      <w:proofErr w:type="gramStart"/>
                       <w:r>
-                        <w:t>knew</w:t>
+                        <w:t>known</w:t>
                       </w:r>
-                      <w:proofErr w:type="gramEnd"/>
                       <w:r>
                         <w:t xml:space="preserve"> to the game.  </w:t>
                       </w:r>
